--- a/data/niveles/Reportes/Archivo/Reporte_Niveles_Hidrometricos_2026-10-09_0600.docx
+++ b/data/niveles/Reportes/Archivo/Reporte_Niveles_Hidrometricos_2026-10-09_0600.docx
@@ -2933,7 +2933,7 @@
                 <w:b w:val="0"/>
                 <w:sz w:val="14"/>
               </w:rPr>
-              <w:t>+0.01</w:t>
+              <w:t>-0.94</w:t>
             </w:r>
           </w:p>
         </w:tc>
@@ -2948,7 +2948,7 @@
                 <w:b w:val="0"/>
                 <w:sz w:val="14"/>
               </w:rPr>
-              <w:t>+0.92</w:t>
+              <w:t>-0.52</w:t>
             </w:r>
           </w:p>
         </w:tc>
@@ -2963,7 +2963,7 @@
                 <w:b w:val="0"/>
                 <w:sz w:val="14"/>
               </w:rPr>
-              <w:t>+1.02</w:t>
+              <w:t>+0.83</w:t>
             </w:r>
           </w:p>
         </w:tc>
@@ -3055,7 +3055,7 @@
                 <w:b w:val="0"/>
                 <w:sz w:val="14"/>
               </w:rPr>
-              <w:t>+0.21</w:t>
+              <w:t>+0.78</w:t>
             </w:r>
           </w:p>
         </w:tc>
@@ -3070,7 +3070,7 @@
                 <w:b w:val="0"/>
                 <w:sz w:val="14"/>
               </w:rPr>
-              <w:t>+1.18</w:t>
+              <w:t>+0.64</w:t>
             </w:r>
           </w:p>
         </w:tc>
@@ -3085,7 +3085,7 @@
                 <w:b w:val="0"/>
                 <w:sz w:val="14"/>
               </w:rPr>
-              <w:t>+1.22</w:t>
+              <w:t>+1.28</w:t>
             </w:r>
           </w:p>
         </w:tc>
@@ -3299,7 +3299,7 @@
                 <w:b w:val="0"/>
                 <w:sz w:val="14"/>
               </w:rPr>
-              <w:t>-0.02</w:t>
+              <w:t>-0.05</w:t>
             </w:r>
           </w:p>
         </w:tc>
@@ -3314,7 +3314,7 @@
                 <w:b w:val="0"/>
                 <w:sz w:val="14"/>
               </w:rPr>
-              <w:t>+0.00</w:t>
+              <w:t>-0.08</w:t>
             </w:r>
           </w:p>
         </w:tc>
@@ -3329,7 +3329,7 @@
                 <w:b w:val="0"/>
                 <w:sz w:val="14"/>
               </w:rPr>
-              <w:t>-0.07</w:t>
+              <w:t>-0.02</w:t>
             </w:r>
           </w:p>
         </w:tc>
@@ -3665,7 +3665,7 @@
                 <w:b w:val="0"/>
                 <w:sz w:val="14"/>
               </w:rPr>
-              <w:t>-4.83</w:t>
+              <w:t>s/d</w:t>
             </w:r>
           </w:p>
         </w:tc>
@@ -3787,7 +3787,7 @@
                 <w:b w:val="0"/>
                 <w:sz w:val="14"/>
               </w:rPr>
-              <w:t>+0.33</w:t>
+              <w:t>s/d</w:t>
             </w:r>
           </w:p>
         </w:tc>
@@ -3802,7 +3802,7 @@
                 <w:b w:val="0"/>
                 <w:sz w:val="14"/>
               </w:rPr>
-              <w:t>+0.67</w:t>
+              <w:t>+0.44</w:t>
             </w:r>
           </w:p>
         </w:tc>
@@ -3817,7 +3817,7 @@
                 <w:b w:val="0"/>
                 <w:sz w:val="14"/>
               </w:rPr>
-              <w:t>+0.72</w:t>
+              <w:t>+0.63</w:t>
             </w:r>
           </w:p>
         </w:tc>
